--- a/Plan.docx
+++ b/Plan.docx
@@ -1874,53 +1874,137 @@
       </w:r>
     </w:p>
     <w:p>
-      <w:r>
-        <w:rPr>
-          <w:noProof/>
-        </w:rPr>
-        <w:drawing>
-          <wp:inline distT="0" distB="0" distL="0" distR="0">
-            <wp:extent cx="5733415" cy="2693035"/>
-            <wp:effectExtent l="0" t="0" r="0" b="0"/>
-            <wp:docPr id="1488779261" name="Picture 1"/>
-            <wp:cNvGraphicFramePr>
-              <a:graphicFrameLocks xmlns:a="http://schemas.openxmlformats.org/drawingml/2006/main" noChangeAspect="1"/>
-            </wp:cNvGraphicFramePr>
-            <a:graphic xmlns:a="http://schemas.openxmlformats.org/drawingml/2006/main">
-              <a:graphicData uri="http://schemas.openxmlformats.org/drawingml/2006/picture">
-                <pic:pic xmlns:pic="http://schemas.openxmlformats.org/drawingml/2006/picture">
-                  <pic:nvPicPr>
-                    <pic:cNvPr id="1488779261" name="Picture 1488779261"/>
-                    <pic:cNvPicPr/>
-                  </pic:nvPicPr>
-                  <pic:blipFill>
-                    <a:blip r:embed="rId9" cstate="print">
-                      <a:extLst>
-                        <a:ext uri="{28A0092B-C50C-407E-A947-70E740481C1C}">
-                          <a14:useLocalDpi xmlns:a14="http://schemas.microsoft.com/office/drawing/2010/main" val="0"/>
-                        </a:ext>
-                      </a:extLst>
-                    </a:blip>
-                    <a:stretch>
-                      <a:fillRect/>
-                    </a:stretch>
-                  </pic:blipFill>
-                  <pic:spPr>
-                    <a:xfrm>
-                      <a:off x="0" y="0"/>
-                      <a:ext cx="5733415" cy="2693035"/>
-                    </a:xfrm>
-                    <a:prstGeom prst="rect">
-                      <a:avLst/>
-                    </a:prstGeom>
-                  </pic:spPr>
-                </pic:pic>
-              </a:graphicData>
-            </a:graphic>
-          </wp:inline>
-        </w:drawing>
-      </w:r>
-    </w:p>
+      <w:pPr>
+        <w:spacing w:line="240" w:lineRule="auto"/>
+        <w:textAlignment w:val="baseline"/>
+        <w:rPr>
+          <w:rFonts w:ascii="Aptos" w:eastAsia="Times New Roman" w:hAnsi="Aptos" w:cs="Times New Roman"/>
+          <w:color w:val="000000"/>
+          <w:sz w:val="24"/>
+          <w:szCs w:val="24"/>
+          <w:lang w:val="en-GB"/>
+        </w:rPr>
+      </w:pPr>
+      <w:r>
+        <w:rPr>
+          <w:rFonts w:ascii="Aptos" w:eastAsia="Times New Roman" w:hAnsi="Aptos" w:cs="Times New Roman"/>
+          <w:color w:val="000000"/>
+          <w:sz w:val="24"/>
+          <w:szCs w:val="24"/>
+          <w:lang w:val="en-GB"/>
+        </w:rPr>
+        <w:t>All seems good.</w:t>
+      </w:r>
+    </w:p>
+    <w:p>
+      <w:pPr>
+        <w:spacing w:line="240" w:lineRule="auto"/>
+        <w:textAlignment w:val="baseline"/>
+        <w:rPr>
+          <w:rFonts w:ascii="Aptos" w:eastAsia="Times New Roman" w:hAnsi="Aptos" w:cs="Times New Roman"/>
+          <w:color w:val="000000"/>
+          <w:sz w:val="24"/>
+          <w:szCs w:val="24"/>
+          <w:lang w:val="en-GB"/>
+        </w:rPr>
+      </w:pPr>
+    </w:p>
+    <w:p>
+      <w:pPr>
+        <w:spacing w:line="240" w:lineRule="auto"/>
+        <w:textAlignment w:val="baseline"/>
+        <w:rPr>
+          <w:rFonts w:ascii="Aptos" w:eastAsia="Times New Roman" w:hAnsi="Aptos" w:cs="Times New Roman"/>
+          <w:color w:val="000000"/>
+          <w:sz w:val="24"/>
+          <w:szCs w:val="24"/>
+          <w:lang w:val="en-GB"/>
+        </w:rPr>
+      </w:pPr>
+      <w:r>
+        <w:rPr>
+          <w:rFonts w:ascii="Aptos" w:eastAsia="Times New Roman" w:hAnsi="Aptos" w:cs="Times New Roman"/>
+          <w:color w:val="000000"/>
+          <w:sz w:val="24"/>
+          <w:szCs w:val="24"/>
+          <w:lang w:val="en-GB"/>
+        </w:rPr>
+        <w:t>Since you are - quite rightly - interested in data snooping, and you are going to look at several datasets, why not pick a financial price dataset, and also work on that?  If you try different models and hyperparameters, and many runs, and pick the best according to a small validation set, then you will surely snoop. </w:t>
+      </w:r>
+    </w:p>
+    <w:p>
+      <w:pPr>
+        <w:spacing w:line="240" w:lineRule="auto"/>
+        <w:textAlignment w:val="baseline"/>
+        <w:rPr>
+          <w:rFonts w:ascii="Aptos" w:eastAsia="Times New Roman" w:hAnsi="Aptos" w:cs="Times New Roman"/>
+          <w:color w:val="000000"/>
+          <w:sz w:val="24"/>
+          <w:szCs w:val="24"/>
+          <w:lang w:val="en-GB"/>
+        </w:rPr>
+      </w:pPr>
+    </w:p>
+    <w:p>
+      <w:pPr>
+        <w:spacing w:line="240" w:lineRule="auto"/>
+        <w:textAlignment w:val="baseline"/>
+        <w:rPr>
+          <w:rFonts w:ascii="Aptos" w:eastAsia="Times New Roman" w:hAnsi="Aptos" w:cs="Times New Roman"/>
+          <w:color w:val="000000"/>
+          <w:sz w:val="24"/>
+          <w:szCs w:val="24"/>
+          <w:lang w:val="en-GB"/>
+        </w:rPr>
+      </w:pPr>
+      <w:r>
+        <w:rPr>
+          <w:rFonts w:ascii="Aptos" w:eastAsia="Times New Roman" w:hAnsi="Aptos" w:cs="Times New Roman"/>
+          <w:color w:val="000000"/>
+          <w:sz w:val="24"/>
+          <w:szCs w:val="24"/>
+          <w:lang w:val="en-GB"/>
+        </w:rPr>
+        <w:t>Then you can use a test set of data, and see how the various models you found actually perform on the test data which you have not used at all during the project? </w:t>
+      </w:r>
+    </w:p>
+    <w:p>
+      <w:pPr>
+        <w:spacing w:line="240" w:lineRule="auto"/>
+        <w:textAlignment w:val="baseline"/>
+        <w:rPr>
+          <w:rFonts w:ascii="Aptos" w:eastAsia="Times New Roman" w:hAnsi="Aptos" w:cs="Times New Roman"/>
+          <w:color w:val="000000"/>
+          <w:sz w:val="24"/>
+          <w:szCs w:val="24"/>
+          <w:lang w:val="en-GB"/>
+        </w:rPr>
+      </w:pPr>
+    </w:p>
+    <w:p>
+      <w:pPr>
+        <w:spacing w:line="240" w:lineRule="auto"/>
+        <w:textAlignment w:val="baseline"/>
+        <w:rPr>
+          <w:rFonts w:ascii="Aptos" w:eastAsia="Times New Roman" w:hAnsi="Aptos" w:cs="Times New Roman"/>
+          <w:color w:val="000000"/>
+          <w:sz w:val="24"/>
+          <w:szCs w:val="24"/>
+          <w:lang w:val="en-GB"/>
+        </w:rPr>
+      </w:pPr>
+      <w:r>
+        <w:rPr>
+          <w:rFonts w:ascii="Aptos" w:eastAsia="Times New Roman" w:hAnsi="Aptos" w:cs="Times New Roman"/>
+          <w:color w:val="000000"/>
+          <w:sz w:val="24"/>
+          <w:szCs w:val="24"/>
+          <w:lang w:val="en-GB"/>
+        </w:rPr>
+        <w:t>This will (probably) be a shocking warning to practitioners!</w:t>
+      </w:r>
+    </w:p>
+    <w:p/>
     <w:sectPr>
       <w:pgSz w:w="11909" w:h="16834"/>
       <w:pgMar w:top="1440" w:right="1440" w:bottom="1440" w:left="1440" w:header="720" w:footer="720" w:gutter="0"/>
